--- a/data/RAPPORT SUR LE PROJET D.docx
+++ b/data/RAPPORT SUR LE PROJET D.docx
@@ -5,7 +5,6 @@
     <w:p>
       <w:pPr>
         <w:pStyle w:val="Titre"/>
-        <w:jc w:val="center"/>
       </w:pPr>
       <w:r>
         <w:t>R</w:t>
@@ -45,19 +44,13 @@
         <w:t xml:space="preserve">, </w:t>
       </w:r>
       <w:r>
-        <w:t xml:space="preserve">nous suivrons les patients de leur entrez dans l’établissement jusqu’à leur sortie, qu’il soit venu seulement pour une consultation, ou pour urgence, </w:t>
-      </w:r>
-      <w:r>
-        <w:t xml:space="preserve">nous avons </w:t>
+        <w:t xml:space="preserve">nous suivrons les patients de leur entrez dans l’établissement jusqu’à leur sortie, qu’il soit venu seulement pour une consultation, ou pour urgence, nous avons </w:t>
       </w:r>
       <w:r>
         <w:t>essayé</w:t>
       </w:r>
       <w:r>
-        <w:t xml:space="preserve"> de traiter le maximum d</w:t>
-      </w:r>
-      <w:r>
-        <w:t xml:space="preserve">e cas possible dans cela en utilisons </w:t>
+        <w:t xml:space="preserve"> de traiter le maximum de cas possible dans cela en utilisons </w:t>
       </w:r>
       <w:r>
         <w:t>les notions vues</w:t>
@@ -83,7 +76,10 @@
         <w:pStyle w:val="Titre1"/>
       </w:pPr>
       <w:r>
-        <w:t>1-L’organisation du projet :</w:t>
+        <w:t>2</w:t>
+      </w:r>
+      <w:r>
+        <w:t>-L’organisation du projet :</w:t>
       </w:r>
     </w:p>
     <w:p>
@@ -91,7 +87,7 @@
         <w:pStyle w:val="Titre2"/>
         <w:numPr>
           <w:ilvl w:val="1"/>
-          <w:numId w:val="1"/>
+          <w:numId w:val="2"/>
         </w:numPr>
       </w:pPr>
       <w:r>
@@ -153,10 +149,14 @@
         <w:pStyle w:val="Titre2"/>
         <w:numPr>
           <w:ilvl w:val="1"/>
-          <w:numId w:val="1"/>
+          <w:numId w:val="2"/>
         </w:numPr>
       </w:pPr>
       <w:r>
+        <w:rPr>
+          <w:noProof/>
+          <w:lang w:eastAsia="fr-FR"/>
+        </w:rPr>
         <w:drawing>
           <wp:anchor distT="0" distB="0" distL="114300" distR="114300" simplePos="0" relativeHeight="251658240" behindDoc="0" locked="0" layoutInCell="1" allowOverlap="0" wp14:anchorId="3EAAB008" wp14:editId="352FF2DB">
             <wp:simplePos x="0" y="0"/>
@@ -329,57 +329,1030 @@
       <w:r>
         <w:t>’est</w:t>
       </w:r>
+      <w:r>
+        <w:t xml:space="preserve"> les actions relier au médecin.</w:t>
+      </w:r>
+      <w:r>
+        <w:t xml:space="preserve">    </w:t>
+      </w:r>
+    </w:p>
+    <w:p>
+      <w:r>
+        <w:t xml:space="preserve">Et puis </w:t>
+      </w:r>
+      <w:proofErr w:type="spellStart"/>
+      <w:r>
+        <w:t>separer</w:t>
+      </w:r>
+      <w:proofErr w:type="spellEnd"/>
+      <w:r>
+        <w:t xml:space="preserve"> le projet en plusieurs fichier ainsi permet de faciliter la tache lors </w:t>
+      </w:r>
+      <w:proofErr w:type="gramStart"/>
+      <w:r>
+        <w:t>de la saisies</w:t>
+      </w:r>
+      <w:proofErr w:type="gramEnd"/>
+      <w:r>
+        <w:t xml:space="preserve"> de chaque de chaque fonction puisque ca permet de voir les champs a remplir et leur type pour ne pas se tromper ce qui est </w:t>
+      </w:r>
+      <w:proofErr w:type="spellStart"/>
+      <w:r>
+        <w:t>tres</w:t>
+      </w:r>
+      <w:proofErr w:type="spellEnd"/>
+      <w:r>
+        <w:t xml:space="preserve"> utile quand il y a un projet d’une taille pareille ou est ce que on ne peut pas se souvenir des champs de chaque fonctions.</w:t>
+      </w:r>
+      <w:r>
+        <w:t xml:space="preserve">                                       </w:t>
+      </w:r>
+      <w:r>
+        <w:t xml:space="preserve"> </w:t>
+      </w:r>
+      <w:r>
+        <w:t xml:space="preserve">    </w:t>
+      </w:r>
+    </w:p>
+    <w:p/>
+    <w:p>
+      <w:pPr>
+        <w:pStyle w:val="Titre2"/>
+        <w:numPr>
+          <w:ilvl w:val="1"/>
+          <w:numId w:val="2"/>
+        </w:numPr>
+      </w:pPr>
+      <w:r>
+        <w:lastRenderedPageBreak/>
+        <w:t>Explication</w:t>
+      </w:r>
+      <w:r>
+        <w:t xml:space="preserve"> des options :</w:t>
+      </w:r>
+    </w:p>
+    <w:p>
+      <w:r>
+        <w:t xml:space="preserve">Nous avons </w:t>
+      </w:r>
+      <w:proofErr w:type="spellStart"/>
+      <w:r>
+        <w:t>cree</w:t>
+      </w:r>
+      <w:proofErr w:type="spellEnd"/>
+      <w:r>
+        <w:t xml:space="preserve"> </w:t>
+      </w:r>
+      <w:proofErr w:type="gramStart"/>
+      <w:r>
+        <w:t>plusieurs menu</w:t>
+      </w:r>
+      <w:proofErr w:type="gramEnd"/>
+      <w:r>
+        <w:t xml:space="preserve"> dont le menu principal le menu </w:t>
+      </w:r>
+      <w:proofErr w:type="spellStart"/>
+      <w:r>
+        <w:t>special</w:t>
+      </w:r>
+      <w:proofErr w:type="spellEnd"/>
+      <w:r>
+        <w:t xml:space="preserve"> du </w:t>
+      </w:r>
+      <w:proofErr w:type="spellStart"/>
+      <w:r>
+        <w:t>medecin</w:t>
+      </w:r>
+      <w:proofErr w:type="spellEnd"/>
+      <w:r>
+        <w:t xml:space="preserve"> et </w:t>
+      </w:r>
+      <w:proofErr w:type="spellStart"/>
+      <w:r>
+        <w:t>reception</w:t>
+      </w:r>
+      <w:proofErr w:type="spellEnd"/>
+      <w:r>
+        <w:t xml:space="preserve"> </w:t>
+      </w:r>
+      <w:proofErr w:type="spellStart"/>
+      <w:r>
+        <w:t>ect</w:t>
+      </w:r>
+      <w:proofErr w:type="spellEnd"/>
+      <w:r>
+        <w:t xml:space="preserve">… </w:t>
+      </w:r>
+    </w:p>
+    <w:p>
+      <w:r>
+        <w:t xml:space="preserve">Tout </w:t>
+      </w:r>
+      <w:proofErr w:type="spellStart"/>
+      <w:r>
+        <w:t>dabbord</w:t>
+      </w:r>
+      <w:proofErr w:type="spellEnd"/>
+      <w:r>
+        <w:t xml:space="preserve"> le menu principal contient 3 choix qui sont </w:t>
+      </w:r>
+      <w:proofErr w:type="spellStart"/>
+      <w:r>
+        <w:t>medecin</w:t>
+      </w:r>
+      <w:proofErr w:type="spellEnd"/>
+      <w:r>
+        <w:t xml:space="preserve">, </w:t>
+      </w:r>
+      <w:proofErr w:type="spellStart"/>
+      <w:r>
+        <w:t>reception</w:t>
+      </w:r>
+      <w:proofErr w:type="spellEnd"/>
+      <w:r>
+        <w:t xml:space="preserve">, admin, et </w:t>
+      </w:r>
+      <w:proofErr w:type="gramStart"/>
+      <w:r>
+        <w:t>quitter(</w:t>
+      </w:r>
+      <w:proofErr w:type="gramEnd"/>
+      <w:r>
+        <w:t xml:space="preserve">pour </w:t>
+      </w:r>
+      <w:proofErr w:type="spellStart"/>
+      <w:r>
+        <w:t>arreter</w:t>
+      </w:r>
+      <w:proofErr w:type="spellEnd"/>
+      <w:r>
+        <w:t xml:space="preserve"> le </w:t>
+      </w:r>
+      <w:proofErr w:type="spellStart"/>
+      <w:r>
+        <w:t>proggrames</w:t>
+      </w:r>
+      <w:proofErr w:type="spellEnd"/>
+      <w:r>
+        <w:t>), Puis chacun d’entre eux contient des sous menu.</w:t>
+      </w:r>
+    </w:p>
+    <w:p>
+      <w:r>
+        <w:t xml:space="preserve">Par exemple quand </w:t>
+      </w:r>
+      <w:proofErr w:type="gramStart"/>
+      <w:r>
+        <w:t>on</w:t>
+      </w:r>
+      <w:proofErr w:type="gramEnd"/>
+      <w:r>
+        <w:t xml:space="preserve"> </w:t>
+      </w:r>
+      <w:proofErr w:type="spellStart"/>
+      <w:r>
+        <w:t>choisi</w:t>
+      </w:r>
+      <w:proofErr w:type="spellEnd"/>
+      <w:r>
+        <w:t xml:space="preserve"> l’option </w:t>
+      </w:r>
+      <w:proofErr w:type="spellStart"/>
+      <w:r>
+        <w:t>reception</w:t>
+      </w:r>
+      <w:proofErr w:type="spellEnd"/>
+      <w:r>
+        <w:t xml:space="preserve"> on a le droit </w:t>
+      </w:r>
+      <w:proofErr w:type="spellStart"/>
+      <w:r>
+        <w:t>a</w:t>
+      </w:r>
+      <w:proofErr w:type="spellEnd"/>
+      <w:r>
+        <w:t xml:space="preserve"> </w:t>
+      </w:r>
+      <w:r>
+        <w:t xml:space="preserve">un sous menu qui contient des options comme enregistrer patient, enregistrer une urgence ou affichez la liste de patient. Nous avons </w:t>
+      </w:r>
+      <w:proofErr w:type="spellStart"/>
+      <w:r>
+        <w:t>utiliser</w:t>
+      </w:r>
+      <w:proofErr w:type="spellEnd"/>
+      <w:r>
+        <w:t xml:space="preserve"> aussi la fonction </w:t>
+      </w:r>
+      <w:proofErr w:type="gramStart"/>
+      <w:r>
+        <w:t xml:space="preserve">system( </w:t>
+      </w:r>
+      <w:r>
+        <w:t>"</w:t>
+      </w:r>
+      <w:proofErr w:type="spellStart"/>
+      <w:proofErr w:type="gramEnd"/>
+      <w:r>
+        <w:t>cls</w:t>
+      </w:r>
+      <w:proofErr w:type="spellEnd"/>
+      <w:r>
+        <w:t>"</w:t>
+      </w:r>
+      <w:r>
+        <w:t xml:space="preserve">) qui permet de réinitialiser l’écran du terminal pour que seul le menu dont on a besoin puisse </w:t>
+      </w:r>
+      <w:proofErr w:type="spellStart"/>
+      <w:r>
+        <w:t>etre</w:t>
+      </w:r>
+      <w:proofErr w:type="spellEnd"/>
+      <w:r>
+        <w:t xml:space="preserve"> affichez sur </w:t>
+      </w:r>
+      <w:proofErr w:type="spellStart"/>
+      <w:r>
+        <w:t>lecran</w:t>
+      </w:r>
+      <w:proofErr w:type="spellEnd"/>
+      <w:r>
+        <w:t xml:space="preserve"> . </w:t>
+      </w:r>
+    </w:p>
+    <w:p/>
+    <w:p>
+      <w:pPr>
+        <w:pStyle w:val="Titre1"/>
+        <w:numPr>
+          <w:ilvl w:val="0"/>
+          <w:numId w:val="2"/>
+        </w:numPr>
+      </w:pPr>
+      <w:r>
+        <w:t xml:space="preserve">Analyse des </w:t>
+      </w:r>
+      <w:proofErr w:type="spellStart"/>
+      <w:r>
+        <w:t>bibliotheque</w:t>
+      </w:r>
+      <w:proofErr w:type="spellEnd"/>
+      <w:r>
+        <w:t> :</w:t>
+      </w:r>
+    </w:p>
+    <w:p>
+      <w:pPr>
+        <w:pStyle w:val="Titre2"/>
+        <w:numPr>
+          <w:ilvl w:val="1"/>
+          <w:numId w:val="2"/>
+        </w:numPr>
+      </w:pPr>
+      <w:proofErr w:type="spellStart"/>
+      <w:r>
+        <w:t>Structure.h</w:t>
+      </w:r>
+      <w:proofErr w:type="spellEnd"/>
+      <w:r>
+        <w:t> :</w:t>
+      </w:r>
+    </w:p>
+    <w:p>
+      <w:pPr>
+        <w:pStyle w:val="Titre3"/>
+      </w:pPr>
+      <w:r>
+        <w:t>3-1-1- Patient et ticket :</w:t>
+      </w:r>
+    </w:p>
+    <w:p>
+      <w:r>
+        <w:t xml:space="preserve">C’est une </w:t>
+      </w:r>
+      <w:proofErr w:type="spellStart"/>
+      <w:r>
+        <w:t>bibliotheque</w:t>
+      </w:r>
+      <w:proofErr w:type="spellEnd"/>
+      <w:r>
+        <w:t xml:space="preserve"> ou nous avons regroupe tout structure (enregistrement) utiliser dans ce projet.</w:t>
+      </w:r>
+    </w:p>
+    <w:p>
+      <w:r>
+        <w:drawing>
+          <wp:anchor distT="0" distB="0" distL="114300" distR="114300" simplePos="0" relativeHeight="251660288" behindDoc="0" locked="0" layoutInCell="1" allowOverlap="1" wp14:anchorId="6AAB3F80" wp14:editId="46B0020B">
+            <wp:simplePos x="0" y="0"/>
+            <wp:positionH relativeFrom="column">
+              <wp:posOffset>4482304</wp:posOffset>
+            </wp:positionH>
+            <wp:positionV relativeFrom="paragraph">
+              <wp:posOffset>551100</wp:posOffset>
+            </wp:positionV>
+            <wp:extent cx="1195200" cy="1130400"/>
+            <wp:effectExtent l="0" t="0" r="5080" b="0"/>
+            <wp:wrapSquare wrapText="left"/>
+            <wp:docPr id="3" name="Image 3"/>
+            <wp:cNvGraphicFramePr>
+              <a:graphicFrameLocks xmlns:a="http://schemas.openxmlformats.org/drawingml/2006/main" noChangeAspect="1"/>
+            </wp:cNvGraphicFramePr>
+            <a:graphic xmlns:a="http://schemas.openxmlformats.org/drawingml/2006/main">
+              <a:graphicData uri="http://schemas.openxmlformats.org/drawingml/2006/picture">
+                <pic:pic xmlns:pic="http://schemas.openxmlformats.org/drawingml/2006/picture">
+                  <pic:nvPicPr>
+                    <pic:cNvPr id="1" name=""/>
+                    <pic:cNvPicPr/>
+                  </pic:nvPicPr>
+                  <pic:blipFill>
+                    <a:blip r:embed="rId7">
+                      <a:extLst>
+                        <a:ext uri="{28A0092B-C50C-407E-A947-70E740481C1C}">
+                          <a14:useLocalDpi xmlns:a14="http://schemas.microsoft.com/office/drawing/2010/main" val="0"/>
+                        </a:ext>
+                      </a:extLst>
+                    </a:blip>
+                    <a:stretch>
+                      <a:fillRect/>
+                    </a:stretch>
+                  </pic:blipFill>
+                  <pic:spPr>
+                    <a:xfrm>
+                      <a:off x="0" y="0"/>
+                      <a:ext cx="1195200" cy="1130400"/>
+                    </a:xfrm>
+                    <a:prstGeom prst="rect">
+                      <a:avLst/>
+                    </a:prstGeom>
+                  </pic:spPr>
+                </pic:pic>
+              </a:graphicData>
+            </a:graphic>
+            <wp14:sizeRelH relativeFrom="margin">
+              <wp14:pctWidth>0</wp14:pctWidth>
+            </wp14:sizeRelH>
+            <wp14:sizeRelV relativeFrom="margin">
+              <wp14:pctHeight>0</wp14:pctHeight>
+            </wp14:sizeRelV>
+          </wp:anchor>
+        </w:drawing>
+      </w:r>
+      <w:proofErr w:type="spellStart"/>
+      <w:r>
+        <w:t>Commencons</w:t>
+      </w:r>
+      <w:proofErr w:type="spellEnd"/>
+      <w:r>
+        <w:t xml:space="preserve"> par Patient qui est une liste </w:t>
+      </w:r>
+      <w:proofErr w:type="spellStart"/>
+      <w:r>
+        <w:t>chainee</w:t>
+      </w:r>
+      <w:proofErr w:type="spellEnd"/>
+      <w:r>
+        <w:t xml:space="preserve"> </w:t>
+      </w:r>
+      <w:r>
+        <w:t xml:space="preserve">qui contient comme champs les informations sur le </w:t>
+      </w:r>
+      <w:proofErr w:type="gramStart"/>
+      <w:r>
+        <w:t>patient</w:t>
+      </w:r>
+      <w:r>
+        <w:t>(</w:t>
+      </w:r>
+      <w:proofErr w:type="gramEnd"/>
+      <w:r>
+        <w:t xml:space="preserve">nom, </w:t>
+      </w:r>
+      <w:proofErr w:type="spellStart"/>
+      <w:r>
+        <w:t>prenom</w:t>
+      </w:r>
+      <w:proofErr w:type="spellEnd"/>
+      <w:r>
+        <w:t>, id</w:t>
+      </w:r>
+      <w:r>
+        <w:t>, ticket</w:t>
+      </w:r>
+      <w:r>
+        <w:t>…..)</w:t>
+      </w:r>
+      <w:r>
+        <w:t xml:space="preserve">, et un pointeur vers le patient suivant ce qui forme la liste </w:t>
+      </w:r>
+      <w:proofErr w:type="spellStart"/>
+      <w:r>
+        <w:t>chainee</w:t>
+      </w:r>
+      <w:proofErr w:type="spellEnd"/>
+      <w:r>
+        <w:t xml:space="preserve"> qui permet la gestion dynamique des patients, la liaison entre eux.</w:t>
+      </w:r>
+    </w:p>
+    <w:p>
+      <w:r>
+        <w:t xml:space="preserve">Il y a aussi dans ce dernier un champ du nom de ETAT qui nous </w:t>
+      </w:r>
+      <w:proofErr w:type="spellStart"/>
+      <w:r>
+        <w:t>perment</w:t>
+      </w:r>
+      <w:proofErr w:type="spellEnd"/>
+      <w:r>
+        <w:t xml:space="preserve"> de savoir l’</w:t>
+      </w:r>
+      <w:proofErr w:type="spellStart"/>
+      <w:r>
+        <w:t>etat</w:t>
+      </w:r>
+      <w:proofErr w:type="spellEnd"/>
+      <w:r>
+        <w:t xml:space="preserve"> du patient, nous avons </w:t>
+      </w:r>
+      <w:proofErr w:type="spellStart"/>
+      <w:r>
+        <w:t>utiliser</w:t>
+      </w:r>
+      <w:proofErr w:type="spellEnd"/>
+      <w:r>
+        <w:t xml:space="preserve"> cette </w:t>
+      </w:r>
+      <w:proofErr w:type="spellStart"/>
+      <w:r>
+        <w:t>strcuture</w:t>
+      </w:r>
+      <w:proofErr w:type="spellEnd"/>
+      <w:r>
+        <w:t xml:space="preserve"> </w:t>
+      </w:r>
+      <w:proofErr w:type="spellStart"/>
+      <w:r>
+        <w:t>enum</w:t>
+      </w:r>
+      <w:proofErr w:type="spellEnd"/>
+      <w:r>
+        <w:t xml:space="preserve"> pour pouvoir numéroter les </w:t>
+      </w:r>
+      <w:proofErr w:type="spellStart"/>
+      <w:r>
+        <w:t>etats</w:t>
+      </w:r>
+      <w:proofErr w:type="spellEnd"/>
+      <w:r>
+        <w:t xml:space="preserve"> (par exemple ATTENTE=0, CONSULATION=1</w:t>
+      </w:r>
+      <w:proofErr w:type="gramStart"/>
+      <w:r>
+        <w:t xml:space="preserve"> ….</w:t>
+      </w:r>
+      <w:proofErr w:type="spellStart"/>
+      <w:proofErr w:type="gramEnd"/>
+      <w:r>
+        <w:t>ect</w:t>
+      </w:r>
+      <w:proofErr w:type="spellEnd"/>
+      <w:r>
+        <w:t xml:space="preserve">) </w:t>
+      </w:r>
+    </w:p>
+    <w:p/>
+    <w:p>
+      <w:r>
+        <w:t xml:space="preserve">Puis </w:t>
+      </w:r>
+      <w:proofErr w:type="spellStart"/>
+      <w:r>
+        <w:t>listePatient</w:t>
+      </w:r>
+      <w:proofErr w:type="spellEnd"/>
+      <w:r>
+        <w:t xml:space="preserve"> qui contient 2 champs le champs </w:t>
+      </w:r>
+      <w:proofErr w:type="spellStart"/>
+      <w:r>
+        <w:t>tete</w:t>
+      </w:r>
+      <w:proofErr w:type="spellEnd"/>
+      <w:r>
+        <w:t xml:space="preserve"> de type Patient et le 2eme champs qui contient le compteur de patient totale</w:t>
+      </w:r>
+      <w:r>
+        <w:t>.</w:t>
+      </w:r>
+    </w:p>
+    <w:p>
+      <w:r>
+        <w:drawing>
+          <wp:anchor distT="0" distB="0" distL="114300" distR="114300" simplePos="0" relativeHeight="251659264" behindDoc="0" locked="0" layoutInCell="1" allowOverlap="1" wp14:anchorId="191DD6A8" wp14:editId="28C09BF6">
+            <wp:simplePos x="0" y="0"/>
+            <wp:positionH relativeFrom="column">
+              <wp:posOffset>4047490</wp:posOffset>
+            </wp:positionH>
+            <wp:positionV relativeFrom="paragraph">
+              <wp:posOffset>5715</wp:posOffset>
+            </wp:positionV>
+            <wp:extent cx="1810385" cy="1417955"/>
+            <wp:effectExtent l="0" t="0" r="0" b="0"/>
+            <wp:wrapSquare wrapText="left"/>
+            <wp:docPr id="2" name="Image 2"/>
+            <wp:cNvGraphicFramePr>
+              <a:graphicFrameLocks xmlns:a="http://schemas.openxmlformats.org/drawingml/2006/main" noChangeAspect="1"/>
+            </wp:cNvGraphicFramePr>
+            <a:graphic xmlns:a="http://schemas.openxmlformats.org/drawingml/2006/main">
+              <a:graphicData uri="http://schemas.openxmlformats.org/drawingml/2006/picture">
+                <pic:pic xmlns:pic="http://schemas.openxmlformats.org/drawingml/2006/picture">
+                  <pic:nvPicPr>
+                    <pic:cNvPr id="1" name=""/>
+                    <pic:cNvPicPr/>
+                  </pic:nvPicPr>
+                  <pic:blipFill>
+                    <a:blip r:embed="rId8">
+                      <a:extLst>
+                        <a:ext uri="{28A0092B-C50C-407E-A947-70E740481C1C}">
+                          <a14:useLocalDpi xmlns:a14="http://schemas.microsoft.com/office/drawing/2010/main" val="0"/>
+                        </a:ext>
+                      </a:extLst>
+                    </a:blip>
+                    <a:stretch>
+                      <a:fillRect/>
+                    </a:stretch>
+                  </pic:blipFill>
+                  <pic:spPr>
+                    <a:xfrm>
+                      <a:off x="0" y="0"/>
+                      <a:ext cx="1810385" cy="1417955"/>
+                    </a:xfrm>
+                    <a:prstGeom prst="rect">
+                      <a:avLst/>
+                    </a:prstGeom>
+                  </pic:spPr>
+                </pic:pic>
+              </a:graphicData>
+            </a:graphic>
+            <wp14:sizeRelH relativeFrom="margin">
+              <wp14:pctWidth>0</wp14:pctWidth>
+            </wp14:sizeRelH>
+            <wp14:sizeRelV relativeFrom="margin">
+              <wp14:pctHeight>0</wp14:pctHeight>
+            </wp14:sizeRelV>
+          </wp:anchor>
+        </w:drawing>
+      </w:r>
+      <w:r>
+        <w:t xml:space="preserve">De </w:t>
+      </w:r>
+      <w:proofErr w:type="spellStart"/>
+      <w:r>
+        <w:t>meme</w:t>
+      </w:r>
+      <w:proofErr w:type="spellEnd"/>
+      <w:r>
+        <w:t xml:space="preserve"> pour la gestion </w:t>
+      </w:r>
+      <w:proofErr w:type="gramStart"/>
+      <w:r>
+        <w:t>des ticket</w:t>
+      </w:r>
+      <w:proofErr w:type="gramEnd"/>
+      <w:r>
+        <w:t xml:space="preserve"> nous avons </w:t>
+      </w:r>
+      <w:proofErr w:type="spellStart"/>
+      <w:r>
+        <w:t>cree</w:t>
+      </w:r>
+      <w:proofErr w:type="spellEnd"/>
+      <w:r>
+        <w:t xml:space="preserve"> une liste </w:t>
+      </w:r>
+      <w:proofErr w:type="spellStart"/>
+      <w:r>
+        <w:t>chainee</w:t>
+      </w:r>
+      <w:proofErr w:type="spellEnd"/>
+      <w:r>
+        <w:t xml:space="preserve"> ticket</w:t>
+      </w:r>
+      <w:r>
+        <w:t xml:space="preserve"> avec les champs </w:t>
+      </w:r>
+      <w:proofErr w:type="spellStart"/>
+      <w:r>
+        <w:t>numero</w:t>
+      </w:r>
+      <w:proofErr w:type="spellEnd"/>
+      <w:r>
+        <w:t xml:space="preserve"> (du ticket) et le patient en question et </w:t>
+      </w:r>
+      <w:proofErr w:type="spellStart"/>
+      <w:r>
+        <w:t>biensur</w:t>
+      </w:r>
+      <w:proofErr w:type="spellEnd"/>
+      <w:r>
+        <w:t xml:space="preserve"> un pointeur vers le prochains ticket. </w:t>
+      </w:r>
+    </w:p>
+    <w:p>
+      <w:r>
+        <w:t>Il y a auss</w:t>
+      </w:r>
+      <w:r>
+        <w:t>i</w:t>
+      </w:r>
+      <w:r>
+        <w:t xml:space="preserve"> </w:t>
+      </w:r>
+      <w:r>
+        <w:t xml:space="preserve">un enregistrement </w:t>
+      </w:r>
+      <w:proofErr w:type="spellStart"/>
+      <w:r>
+        <w:t>listeTicket</w:t>
+      </w:r>
+      <w:proofErr w:type="spellEnd"/>
+      <w:r>
+        <w:t xml:space="preserve"> </w:t>
+      </w:r>
+      <w:r>
+        <w:t xml:space="preserve">qui contient un pointeur vers la </w:t>
+      </w:r>
+      <w:proofErr w:type="spellStart"/>
+      <w:r>
+        <w:t>tete</w:t>
+      </w:r>
+      <w:proofErr w:type="spellEnd"/>
+      <w:r>
+        <w:t xml:space="preserve"> de la liste des ticket, et l’heure de la </w:t>
+      </w:r>
+      <w:proofErr w:type="spellStart"/>
+      <w:r>
+        <w:t>derniere</w:t>
+      </w:r>
+      <w:proofErr w:type="spellEnd"/>
+      <w:r>
+        <w:t xml:space="preserve"> </w:t>
+      </w:r>
+      <w:proofErr w:type="spellStart"/>
+      <w:r>
+        <w:t>atribution</w:t>
+      </w:r>
+      <w:proofErr w:type="spellEnd"/>
+      <w:r>
+        <w:t xml:space="preserve"> d’un </w:t>
+      </w:r>
+      <w:proofErr w:type="gramStart"/>
+      <w:r>
+        <w:t>ticket</w:t>
+      </w:r>
+      <w:r>
+        <w:t>(</w:t>
+      </w:r>
+      <w:proofErr w:type="spellStart"/>
+      <w:proofErr w:type="gramEnd"/>
+      <w:r>
+        <w:t>grace</w:t>
+      </w:r>
+      <w:proofErr w:type="spellEnd"/>
+      <w:r>
+        <w:t xml:space="preserve"> </w:t>
+      </w:r>
+      <w:proofErr w:type="spellStart"/>
+      <w:r>
+        <w:t>a</w:t>
+      </w:r>
+      <w:proofErr w:type="spellEnd"/>
+      <w:r>
+        <w:t xml:space="preserve"> la </w:t>
+      </w:r>
+      <w:proofErr w:type="spellStart"/>
+      <w:r>
+        <w:t>bibliotheque</w:t>
+      </w:r>
+      <w:proofErr w:type="spellEnd"/>
+      <w:r>
+        <w:t xml:space="preserve"> </w:t>
+      </w:r>
+      <w:proofErr w:type="spellStart"/>
+      <w:r>
+        <w:rPr>
+          <w:b/>
+        </w:rPr>
+        <w:t>time.h</w:t>
+      </w:r>
+      <w:proofErr w:type="spellEnd"/>
+      <w:r>
+        <w:t>)</w:t>
+      </w:r>
+      <w:r>
+        <w:t xml:space="preserve"> et un compteur comme celui des patients.</w:t>
+      </w:r>
+    </w:p>
+    <w:p>
+      <w:r>
+        <w:t xml:space="preserve">Il y a ici notamment une double liaison entre le ticket et son patient comme quoi le patient pointe vers le ticket et ticket pointe vers le patient ce qui nous aide </w:t>
+      </w:r>
+      <w:proofErr w:type="spellStart"/>
+      <w:proofErr w:type="gramStart"/>
+      <w:r>
+        <w:t>a</w:t>
+      </w:r>
+      <w:proofErr w:type="spellEnd"/>
+      <w:proofErr w:type="gramEnd"/>
+      <w:r>
+        <w:t xml:space="preserve"> retrouver un patient en partant d’un </w:t>
+      </w:r>
       <w:bookmarkStart w:id="0" w:name="_GoBack"/>
       <w:bookmarkEnd w:id="0"/>
       <w:r>
-        <w:t xml:space="preserve"> les actions relier au médecin.</w:t>
-      </w:r>
-      <w:r>
-        <w:t xml:space="preserve">    </w:t>
-      </w:r>
-    </w:p>
-    <w:p>
-      <w:r>
-        <w:t xml:space="preserve">Et puis </w:t>
-      </w:r>
-      <w:proofErr w:type="spellStart"/>
-      <w:r>
-        <w:t>separer</w:t>
-      </w:r>
-      <w:proofErr w:type="spellEnd"/>
-      <w:r>
-        <w:t xml:space="preserve"> le projet en plusieurs fichier ainsi permet de faciliter la tache lors </w:t>
+        <w:t>ti</w:t>
+      </w:r>
+      <w:r>
+        <w:t xml:space="preserve">cket ou le contraire </w:t>
+      </w:r>
+    </w:p>
+    <w:p>
+      <w:pPr>
+        <w:pStyle w:val="Titre3"/>
+      </w:pPr>
+      <w:r>
+        <w:lastRenderedPageBreak/>
+        <w:t xml:space="preserve">3-1-2 Lit et </w:t>
       </w:r>
       <w:proofErr w:type="gramStart"/>
       <w:r>
-        <w:t>de la saisies</w:t>
+        <w:t>observation</w:t>
+      </w:r>
+      <w:r>
+        <w:t>:</w:t>
       </w:r>
       <w:proofErr w:type="gramEnd"/>
-      <w:r>
-        <w:t xml:space="preserve"> de chaque de chaque fonction puisque ca permet de voir les champs a remplir et leur type pour ne pas se tromper ce qui est </w:t>
-      </w:r>
-      <w:proofErr w:type="spellStart"/>
-      <w:r>
-        <w:t>tres</w:t>
-      </w:r>
-      <w:proofErr w:type="spellEnd"/>
-      <w:r>
-        <w:t xml:space="preserve"> utile quand il y a un projet d’une taille pareille ou est ce que on ne peut pas se souvenir des champs de chaque fonctions.</w:t>
-      </w:r>
-      <w:r>
-        <w:t xml:space="preserve">                                       </w:t>
-      </w:r>
-      <w:r>
+    </w:p>
+    <w:p>
+      <w:pPr>
+        <w:rPr>
+          <w:noProof/>
+          <w:lang w:eastAsia="fr-FR"/>
+        </w:rPr>
+      </w:pPr>
+      <w:r>
+        <w:drawing>
+          <wp:anchor distT="0" distB="0" distL="114300" distR="114300" simplePos="0" relativeHeight="251661312" behindDoc="1" locked="0" layoutInCell="1" allowOverlap="1" wp14:anchorId="2C45CBD3" wp14:editId="0CA92F7A">
+            <wp:simplePos x="0" y="0"/>
+            <wp:positionH relativeFrom="column">
+              <wp:posOffset>4129020</wp:posOffset>
+            </wp:positionH>
+            <wp:positionV relativeFrom="paragraph">
+              <wp:posOffset>10304</wp:posOffset>
+            </wp:positionV>
+            <wp:extent cx="2278800" cy="1234800"/>
+            <wp:effectExtent l="0" t="0" r="7620" b="3810"/>
+            <wp:wrapTight wrapText="left">
+              <wp:wrapPolygon edited="0">
+                <wp:start x="0" y="0"/>
+                <wp:lineTo x="0" y="21333"/>
+                <wp:lineTo x="21492" y="21333"/>
+                <wp:lineTo x="21492" y="0"/>
+                <wp:lineTo x="0" y="0"/>
+              </wp:wrapPolygon>
+            </wp:wrapTight>
+            <wp:docPr id="6" name="Image 6"/>
+            <wp:cNvGraphicFramePr>
+              <a:graphicFrameLocks xmlns:a="http://schemas.openxmlformats.org/drawingml/2006/main" noChangeAspect="1"/>
+            </wp:cNvGraphicFramePr>
+            <a:graphic xmlns:a="http://schemas.openxmlformats.org/drawingml/2006/main">
+              <a:graphicData uri="http://schemas.openxmlformats.org/drawingml/2006/picture">
+                <pic:pic xmlns:pic="http://schemas.openxmlformats.org/drawingml/2006/picture">
+                  <pic:nvPicPr>
+                    <pic:cNvPr id="1" name=""/>
+                    <pic:cNvPicPr/>
+                  </pic:nvPicPr>
+                  <pic:blipFill>
+                    <a:blip r:embed="rId9" cstate="print">
+                      <a:extLst>
+                        <a:ext uri="{28A0092B-C50C-407E-A947-70E740481C1C}">
+                          <a14:useLocalDpi xmlns:a14="http://schemas.microsoft.com/office/drawing/2010/main" val="0"/>
+                        </a:ext>
+                      </a:extLst>
+                    </a:blip>
+                    <a:stretch>
+                      <a:fillRect/>
+                    </a:stretch>
+                  </pic:blipFill>
+                  <pic:spPr>
+                    <a:xfrm>
+                      <a:off x="0" y="0"/>
+                      <a:ext cx="2278800" cy="1234800"/>
+                    </a:xfrm>
+                    <a:prstGeom prst="rect">
+                      <a:avLst/>
+                    </a:prstGeom>
+                  </pic:spPr>
+                </pic:pic>
+              </a:graphicData>
+            </a:graphic>
+            <wp14:sizeRelH relativeFrom="margin">
+              <wp14:pctWidth>0</wp14:pctWidth>
+            </wp14:sizeRelH>
+            <wp14:sizeRelV relativeFrom="margin">
+              <wp14:pctHeight>0</wp14:pctHeight>
+            </wp14:sizeRelV>
+          </wp:anchor>
+        </w:drawing>
+      </w:r>
+      <w:r>
+        <w:t xml:space="preserve">Pour les lits ils ont été </w:t>
+      </w:r>
+      <w:proofErr w:type="spellStart"/>
+      <w:r>
+        <w:t>gerer</w:t>
+      </w:r>
+      <w:proofErr w:type="spellEnd"/>
+      <w:r>
+        <w:t xml:space="preserve"> d’une </w:t>
+      </w:r>
+      <w:proofErr w:type="spellStart"/>
+      <w:r>
+        <w:t>facon</w:t>
+      </w:r>
+      <w:proofErr w:type="spellEnd"/>
+      <w:r>
+        <w:t xml:space="preserve"> statique </w:t>
+      </w:r>
+      <w:proofErr w:type="gramStart"/>
+      <w:r>
+        <w:t>puisque il</w:t>
+      </w:r>
+      <w:proofErr w:type="gramEnd"/>
+      <w:r>
+        <w:t xml:space="preserve"> n y a un nombre maximal de lit qui est dans notre cas c’est 100,</w:t>
+      </w:r>
+      <w:r>
+        <w:rPr>
+          <w:noProof/>
+          <w:lang w:eastAsia="fr-FR"/>
+        </w:rPr>
         <w:t xml:space="preserve"> </w:t>
       </w:r>
       <w:r>
-        <w:t xml:space="preserve">    </w:t>
+        <w:rPr>
+          <w:noProof/>
+          <w:lang w:eastAsia="fr-FR"/>
+        </w:rPr>
+        <w:t xml:space="preserve">nous voyons aussi </w:t>
+      </w:r>
+      <w:r>
+        <w:rPr>
+          <w:noProof/>
+          <w:lang w:eastAsia="fr-FR"/>
+        </w:rPr>
+        <w:t>le ETATLIT qui enumere les etat possible, nous lavons utiliser comme champs dans lit.</w:t>
+      </w:r>
+    </w:p>
+    <w:p>
+      <w:pPr>
+        <w:rPr>
+          <w:noProof/>
+          <w:lang w:eastAsia="fr-FR"/>
+        </w:rPr>
+      </w:pPr>
+      <w:r>
+        <w:rPr>
+          <w:noProof/>
+          <w:lang w:eastAsia="fr-FR"/>
+        </w:rPr>
+        <w:t>dans listelit nous y retrouver tout les lits dans un tableau et un compteur de lit indispo(NOOCCUPE).</w:t>
+      </w:r>
+    </w:p>
+    <w:p>
+      <w:pPr>
+        <w:rPr>
+          <w:noProof/>
+          <w:lang w:eastAsia="fr-FR"/>
+        </w:rPr>
+      </w:pPr>
+      <w:r>
+        <w:rPr>
+          <w:noProof/>
+          <w:lang w:eastAsia="fr-FR"/>
+        </w:rPr>
+        <w:t>Et pour les observation on a utiliser la meme logique que pour ticket et patient, et un patientenobservation equivaut a un patient a qui on a attribuer une chambre.</w:t>
+      </w:r>
+    </w:p>
+    <w:p>
+      <w:pPr>
+        <w:pStyle w:val="Titre3"/>
+      </w:pPr>
+      <w:r>
+        <w:t>3-1-3- Urgence :</w:t>
+      </w:r>
+    </w:p>
+    <w:p>
+      <w:r>
+        <w:t xml:space="preserve">Nous avons </w:t>
+      </w:r>
+      <w:proofErr w:type="spellStart"/>
+      <w:r>
+        <w:t>cree</w:t>
+      </w:r>
+      <w:proofErr w:type="spellEnd"/>
+      <w:r>
+        <w:t xml:space="preserve"> cette </w:t>
+      </w:r>
+      <w:proofErr w:type="spellStart"/>
+      <w:r>
+        <w:t>strcuture</w:t>
+      </w:r>
+      <w:proofErr w:type="spellEnd"/>
+      <w:r>
+        <w:t xml:space="preserve"> pour </w:t>
+      </w:r>
+      <w:proofErr w:type="spellStart"/>
+      <w:r>
+        <w:t>gerer</w:t>
+      </w:r>
+      <w:proofErr w:type="spellEnd"/>
+      <w:r>
+        <w:t xml:space="preserve"> </w:t>
+      </w:r>
+      <w:proofErr w:type="gramStart"/>
+      <w:r>
+        <w:t>les patient prioritaires</w:t>
+      </w:r>
+      <w:proofErr w:type="gramEnd"/>
+      <w:r>
+        <w:t xml:space="preserve">, elle marche avec la </w:t>
+      </w:r>
+      <w:proofErr w:type="spellStart"/>
+      <w:r>
+        <w:t>meme</w:t>
+      </w:r>
+      <w:proofErr w:type="spellEnd"/>
+      <w:r>
+        <w:t xml:space="preserve"> logique que celle des patients normaux. </w:t>
+      </w:r>
+    </w:p>
+    <w:p>
+      <w:r>
+        <w:t xml:space="preserve">                                                                 </w:t>
+      </w:r>
+      <w:r>
+        <w:drawing>
+          <wp:inline distT="0" distB="0" distL="0" distR="0" wp14:anchorId="2294F90D" wp14:editId="48232CF5">
+            <wp:extent cx="1533999" cy="1377387"/>
+            <wp:effectExtent l="0" t="0" r="9525" b="0"/>
+            <wp:docPr id="7" name="Image 7"/>
+            <wp:cNvGraphicFramePr>
+              <a:graphicFrameLocks xmlns:a="http://schemas.openxmlformats.org/drawingml/2006/main" noChangeAspect="1"/>
+            </wp:cNvGraphicFramePr>
+            <a:graphic xmlns:a="http://schemas.openxmlformats.org/drawingml/2006/main">
+              <a:graphicData uri="http://schemas.openxmlformats.org/drawingml/2006/picture">
+                <pic:pic xmlns:pic="http://schemas.openxmlformats.org/drawingml/2006/picture">
+                  <pic:nvPicPr>
+                    <pic:cNvPr id="1" name=""/>
+                    <pic:cNvPicPr/>
+                  </pic:nvPicPr>
+                  <pic:blipFill>
+                    <a:blip r:embed="rId10"/>
+                    <a:stretch>
+                      <a:fillRect/>
+                    </a:stretch>
+                  </pic:blipFill>
+                  <pic:spPr>
+                    <a:xfrm>
+                      <a:off x="0" y="0"/>
+                      <a:ext cx="1555591" cy="1396774"/>
+                    </a:xfrm>
+                    <a:prstGeom prst="rect">
+                      <a:avLst/>
+                    </a:prstGeom>
+                  </pic:spPr>
+                </pic:pic>
+              </a:graphicData>
+            </a:graphic>
+          </wp:inline>
+        </w:drawing>
+      </w:r>
+      <w:r>
+        <w:t xml:space="preserve"> </w:t>
       </w:r>
     </w:p>
     <w:p/>
     <w:p/>
-    <w:p/>
-    <w:p/>
+    <w:p>
+      <w:r>
+        <w:t xml:space="preserve"> </w:t>
+      </w:r>
+    </w:p>
+    <w:p>
+      <w:pPr>
+        <w:pStyle w:val="Titre2"/>
+      </w:pPr>
+    </w:p>
     <w:sectPr>
       <w:pgSz w:w="11906" w:h="16838"/>
       <w:pgMar w:top="1417" w:right="1417" w:bottom="1417" w:left="1417" w:header="708" w:footer="708" w:gutter="0"/>
@@ -505,8 +1478,240 @@
       </w:rPr>
     </w:lvl>
   </w:abstractNum>
+  <w:abstractNum w:abstractNumId="1" w15:restartNumberingAfterBreak="0">
+    <w:nsid w:val="188B4AFA"/>
+    <w:multiLevelType w:val="multilevel"/>
+    <w:tmpl w:val="5BAC39CC"/>
+    <w:lvl w:ilvl="0">
+      <w:start w:val="3"/>
+      <w:numFmt w:val="decimal"/>
+      <w:lvlText w:val="%1-"/>
+      <w:lvlJc w:val="left"/>
+      <w:pPr>
+        <w:ind w:left="420" w:hanging="420"/>
+      </w:pPr>
+      <w:rPr>
+        <w:rFonts w:hint="default"/>
+      </w:rPr>
+    </w:lvl>
+    <w:lvl w:ilvl="1">
+      <w:start w:val="1"/>
+      <w:numFmt w:val="decimal"/>
+      <w:lvlText w:val="%1-%2-"/>
+      <w:lvlJc w:val="left"/>
+      <w:pPr>
+        <w:ind w:left="780" w:hanging="720"/>
+      </w:pPr>
+      <w:rPr>
+        <w:rFonts w:hint="default"/>
+      </w:rPr>
+    </w:lvl>
+    <w:lvl w:ilvl="2">
+      <w:start w:val="1"/>
+      <w:numFmt w:val="decimal"/>
+      <w:lvlText w:val="%1-%2-%3."/>
+      <w:lvlJc w:val="left"/>
+      <w:pPr>
+        <w:ind w:left="840" w:hanging="720"/>
+      </w:pPr>
+      <w:rPr>
+        <w:rFonts w:hint="default"/>
+      </w:rPr>
+    </w:lvl>
+    <w:lvl w:ilvl="3">
+      <w:start w:val="1"/>
+      <w:numFmt w:val="decimal"/>
+      <w:lvlText w:val="%1-%2-%3.%4."/>
+      <w:lvlJc w:val="left"/>
+      <w:pPr>
+        <w:ind w:left="1260" w:hanging="1080"/>
+      </w:pPr>
+      <w:rPr>
+        <w:rFonts w:hint="default"/>
+      </w:rPr>
+    </w:lvl>
+    <w:lvl w:ilvl="4">
+      <w:start w:val="1"/>
+      <w:numFmt w:val="decimal"/>
+      <w:lvlText w:val="%1-%2-%3.%4.%5."/>
+      <w:lvlJc w:val="left"/>
+      <w:pPr>
+        <w:ind w:left="1320" w:hanging="1080"/>
+      </w:pPr>
+      <w:rPr>
+        <w:rFonts w:hint="default"/>
+      </w:rPr>
+    </w:lvl>
+    <w:lvl w:ilvl="5">
+      <w:start w:val="1"/>
+      <w:numFmt w:val="decimal"/>
+      <w:lvlText w:val="%1-%2-%3.%4.%5.%6."/>
+      <w:lvlJc w:val="left"/>
+      <w:pPr>
+        <w:ind w:left="1740" w:hanging="1440"/>
+      </w:pPr>
+      <w:rPr>
+        <w:rFonts w:hint="default"/>
+      </w:rPr>
+    </w:lvl>
+    <w:lvl w:ilvl="6">
+      <w:start w:val="1"/>
+      <w:numFmt w:val="decimal"/>
+      <w:lvlText w:val="%1-%2-%3.%4.%5.%6.%7."/>
+      <w:lvlJc w:val="left"/>
+      <w:pPr>
+        <w:ind w:left="1800" w:hanging="1440"/>
+      </w:pPr>
+      <w:rPr>
+        <w:rFonts w:hint="default"/>
+      </w:rPr>
+    </w:lvl>
+    <w:lvl w:ilvl="7">
+      <w:start w:val="1"/>
+      <w:numFmt w:val="decimal"/>
+      <w:lvlText w:val="%1-%2-%3.%4.%5.%6.%7.%8."/>
+      <w:lvlJc w:val="left"/>
+      <w:pPr>
+        <w:ind w:left="2220" w:hanging="1800"/>
+      </w:pPr>
+      <w:rPr>
+        <w:rFonts w:hint="default"/>
+      </w:rPr>
+    </w:lvl>
+    <w:lvl w:ilvl="8">
+      <w:start w:val="1"/>
+      <w:numFmt w:val="decimal"/>
+      <w:lvlText w:val="%1-%2-%3.%4.%5.%6.%7.%8.%9."/>
+      <w:lvlJc w:val="left"/>
+      <w:pPr>
+        <w:ind w:left="2280" w:hanging="1800"/>
+      </w:pPr>
+      <w:rPr>
+        <w:rFonts w:hint="default"/>
+      </w:rPr>
+    </w:lvl>
+  </w:abstractNum>
+  <w:abstractNum w:abstractNumId="2" w15:restartNumberingAfterBreak="0">
+    <w:nsid w:val="7CD96417"/>
+    <w:multiLevelType w:val="multilevel"/>
+    <w:tmpl w:val="455A2036"/>
+    <w:lvl w:ilvl="0">
+      <w:start w:val="2"/>
+      <w:numFmt w:val="decimal"/>
+      <w:lvlText w:val="%1-"/>
+      <w:lvlJc w:val="left"/>
+      <w:pPr>
+        <w:ind w:left="420" w:hanging="420"/>
+      </w:pPr>
+      <w:rPr>
+        <w:rFonts w:hint="default"/>
+      </w:rPr>
+    </w:lvl>
+    <w:lvl w:ilvl="1">
+      <w:start w:val="1"/>
+      <w:numFmt w:val="decimal"/>
+      <w:lvlText w:val="%1-%2-"/>
+      <w:lvlJc w:val="left"/>
+      <w:pPr>
+        <w:ind w:left="780" w:hanging="720"/>
+      </w:pPr>
+      <w:rPr>
+        <w:rFonts w:hint="default"/>
+      </w:rPr>
+    </w:lvl>
+    <w:lvl w:ilvl="2">
+      <w:start w:val="1"/>
+      <w:numFmt w:val="decimal"/>
+      <w:lvlText w:val="%1-%2-%3."/>
+      <w:lvlJc w:val="left"/>
+      <w:pPr>
+        <w:ind w:left="840" w:hanging="720"/>
+      </w:pPr>
+      <w:rPr>
+        <w:rFonts w:hint="default"/>
+      </w:rPr>
+    </w:lvl>
+    <w:lvl w:ilvl="3">
+      <w:start w:val="1"/>
+      <w:numFmt w:val="decimal"/>
+      <w:lvlText w:val="%1-%2-%3.%4."/>
+      <w:lvlJc w:val="left"/>
+      <w:pPr>
+        <w:ind w:left="1260" w:hanging="1080"/>
+      </w:pPr>
+      <w:rPr>
+        <w:rFonts w:hint="default"/>
+      </w:rPr>
+    </w:lvl>
+    <w:lvl w:ilvl="4">
+      <w:start w:val="1"/>
+      <w:numFmt w:val="decimal"/>
+      <w:lvlText w:val="%1-%2-%3.%4.%5."/>
+      <w:lvlJc w:val="left"/>
+      <w:pPr>
+        <w:ind w:left="1320" w:hanging="1080"/>
+      </w:pPr>
+      <w:rPr>
+        <w:rFonts w:hint="default"/>
+      </w:rPr>
+    </w:lvl>
+    <w:lvl w:ilvl="5">
+      <w:start w:val="1"/>
+      <w:numFmt w:val="decimal"/>
+      <w:lvlText w:val="%1-%2-%3.%4.%5.%6."/>
+      <w:lvlJc w:val="left"/>
+      <w:pPr>
+        <w:ind w:left="1740" w:hanging="1440"/>
+      </w:pPr>
+      <w:rPr>
+        <w:rFonts w:hint="default"/>
+      </w:rPr>
+    </w:lvl>
+    <w:lvl w:ilvl="6">
+      <w:start w:val="1"/>
+      <w:numFmt w:val="decimal"/>
+      <w:lvlText w:val="%1-%2-%3.%4.%5.%6.%7."/>
+      <w:lvlJc w:val="left"/>
+      <w:pPr>
+        <w:ind w:left="1800" w:hanging="1440"/>
+      </w:pPr>
+      <w:rPr>
+        <w:rFonts w:hint="default"/>
+      </w:rPr>
+    </w:lvl>
+    <w:lvl w:ilvl="7">
+      <w:start w:val="1"/>
+      <w:numFmt w:val="decimal"/>
+      <w:lvlText w:val="%1-%2-%3.%4.%5.%6.%7.%8."/>
+      <w:lvlJc w:val="left"/>
+      <w:pPr>
+        <w:ind w:left="2220" w:hanging="1800"/>
+      </w:pPr>
+      <w:rPr>
+        <w:rFonts w:hint="default"/>
+      </w:rPr>
+    </w:lvl>
+    <w:lvl w:ilvl="8">
+      <w:start w:val="1"/>
+      <w:numFmt w:val="decimal"/>
+      <w:lvlText w:val="%1-%2-%3.%4.%5.%6.%7.%8.%9."/>
+      <w:lvlJc w:val="left"/>
+      <w:pPr>
+        <w:ind w:left="2280" w:hanging="1800"/>
+      </w:pPr>
+      <w:rPr>
+        <w:rFonts w:hint="default"/>
+      </w:rPr>
+    </w:lvl>
+  </w:abstractNum>
   <w:num w:numId="1">
     <w:abstractNumId w:val="0"/>
+  </w:num>
+  <w:num w:numId="2">
+    <w:abstractNumId w:val="2"/>
+  </w:num>
+  <w:num w:numId="3">
+    <w:abstractNumId w:val="1"/>
   </w:num>
 </w:numbering>
 </file>
@@ -948,10 +2153,31 @@
       <w:szCs w:val="26"/>
     </w:rPr>
   </w:style>
+  <w:style w:type="paragraph" w:styleId="Titre3">
+    <w:name w:val="heading 3"/>
+    <w:basedOn w:val="Normal"/>
+    <w:next w:val="Normal"/>
+    <w:link w:val="Titre3Car"/>
+    <w:uiPriority w:val="9"/>
+    <w:unhideWhenUsed/>
+    <w:qFormat/>
+    <w:rsid w:val="00C078C5"/>
+    <w:pPr>
+      <w:keepNext/>
+      <w:keepLines/>
+      <w:spacing w:before="40" w:after="0"/>
+      <w:outlineLvl w:val="2"/>
+    </w:pPr>
+    <w:rPr>
+      <w:rFonts w:asciiTheme="majorHAnsi" w:eastAsiaTheme="majorEastAsia" w:hAnsiTheme="majorHAnsi" w:cstheme="majorBidi"/>
+      <w:color w:val="1F4D78" w:themeColor="accent1" w:themeShade="7F"/>
+      <w:sz w:val="24"/>
+      <w:szCs w:val="24"/>
+    </w:rPr>
+  </w:style>
   <w:style w:type="character" w:default="1" w:styleId="Policepardfaut">
     <w:name w:val="Default Paragraph Font"/>
     <w:uiPriority w:val="1"/>
-    <w:semiHidden/>
     <w:unhideWhenUsed/>
   </w:style>
   <w:style w:type="table" w:default="1" w:styleId="TableauNormal">
@@ -1033,6 +2259,19 @@
       <w:color w:val="2E74B5" w:themeColor="accent1" w:themeShade="BF"/>
       <w:sz w:val="32"/>
       <w:szCs w:val="32"/>
+    </w:rPr>
+  </w:style>
+  <w:style w:type="character" w:customStyle="1" w:styleId="Titre3Car">
+    <w:name w:val="Titre 3 Car"/>
+    <w:basedOn w:val="Policepardfaut"/>
+    <w:link w:val="Titre3"/>
+    <w:uiPriority w:val="9"/>
+    <w:rsid w:val="00C078C5"/>
+    <w:rPr>
+      <w:rFonts w:asciiTheme="majorHAnsi" w:eastAsiaTheme="majorEastAsia" w:hAnsiTheme="majorHAnsi" w:cstheme="majorBidi"/>
+      <w:color w:val="1F4D78" w:themeColor="accent1" w:themeShade="7F"/>
+      <w:sz w:val="24"/>
+      <w:szCs w:val="24"/>
     </w:rPr>
   </w:style>
 </w:styles>
@@ -1304,7 +2543,7 @@
 </file>
 
 <file path=customXml/itemProps1.xml><?xml version="1.0" encoding="utf-8"?>
-<ds:datastoreItem xmlns:ds="http://schemas.openxmlformats.org/officeDocument/2006/customXml" ds:itemID="{02C0F0DB-BEEF-4F75-AC11-A9B74D21E0D6}">
+<ds:datastoreItem xmlns:ds="http://schemas.openxmlformats.org/officeDocument/2006/customXml" ds:itemID="{044E72A1-2E7E-4DEF-95FA-CE6C8B49DA8F}">
   <ds:schemaRefs>
     <ds:schemaRef ds:uri="http://schemas.openxmlformats.org/officeDocument/2006/bibliography"/>
   </ds:schemaRefs>
